--- a/zadanie_1/sprawozdanie1 - numerki.docx
+++ b/zadanie_1/sprawozdanie1 - numerki.docx
@@ -408,25 +408,7 @@
           <w:sz w:val="22"/>
           <w:szCs w:val="22"/>
         </w:rPr>
-        <w:t xml:space="preserve">Metoda numeryczna oparta na twierdzeniu </w:t>
-      </w:r>
-      <w:proofErr w:type="spellStart"/>
-      <w:r>
-        <w:rPr>
-          <w:rFonts w:ascii="Times New Roman" w:eastAsia="Courier10 BT" w:hAnsi="Times New Roman"/>
-          <w:sz w:val="22"/>
-          <w:szCs w:val="22"/>
-        </w:rPr>
-        <w:t>Darboux</w:t>
-      </w:r>
-      <w:proofErr w:type="spellEnd"/>
-      <w:r>
-        <w:rPr>
-          <w:rFonts w:ascii="Times New Roman" w:eastAsia="Courier10 BT" w:hAnsi="Times New Roman"/>
-          <w:sz w:val="22"/>
-          <w:szCs w:val="22"/>
-        </w:rPr>
-        <w:t xml:space="preserve">. Zakłada, że jeśli funkcja </w:t>
+        <w:t xml:space="preserve">Metoda numeryczna oparta na twierdzeniu Darboux. Zakłada, że jeśli funkcja </w:t>
       </w:r>
       <w:r>
         <w:rPr>
@@ -723,25 +705,7 @@
           <w:sz w:val="22"/>
           <w:szCs w:val="22"/>
         </w:rPr>
-        <w:t>Metoda stycznych, zwana również metodą Newtona-</w:t>
-      </w:r>
-      <w:proofErr w:type="spellStart"/>
-      <w:r>
-        <w:rPr>
-          <w:rFonts w:ascii="Times New Roman" w:eastAsia="Courier10 BT" w:hAnsi="Times New Roman"/>
-          <w:sz w:val="22"/>
-          <w:szCs w:val="22"/>
-        </w:rPr>
-        <w:t>Raphsona</w:t>
-      </w:r>
-      <w:proofErr w:type="spellEnd"/>
-      <w:r>
-        <w:rPr>
-          <w:rFonts w:ascii="Times New Roman" w:eastAsia="Courier10 BT" w:hAnsi="Times New Roman"/>
-          <w:sz w:val="22"/>
-          <w:szCs w:val="22"/>
-        </w:rPr>
-        <w:t>, to jedna z najszybciej zbieżnych metod znajdowania miejsca zerowego funkcji. Idea polega na tym, że w każdej iteracji przybliżamy wykres funkcji styczną do krzywej w bieżącym punkcie i szukamy, gdzie ta styczna przecina oś OX – ten punkt staje się nowym przybliżeniem</w:t>
+        <w:t>Metoda stycznych, zwana również metodą Newtona-Raphsona, to jedna z najszybciej zbieżnych metod znajdowania miejsca zerowego funkcji. Idea polega na tym, że w każdej iteracji przybliżamy wykres funkcji styczną do krzywej w bieżącym punkcie i szukamy, gdzie ta styczna przecina oś OX – ten punkt staje się nowym przybliżeniem</w:t>
       </w:r>
       <w:r>
         <w:rPr>
@@ -1896,20 +1860,8 @@
           <w:sz w:val="22"/>
           <w:szCs w:val="22"/>
         </w:rPr>
-        <w:t xml:space="preserve">f(a) ⸱ </w:t>
-      </w:r>
-      <w:proofErr w:type="gramStart"/>
-      <w:r>
-        <w:rPr>
-          <w:rFonts w:ascii="Times New Roman" w:eastAsia="Courier10 BT" w:hAnsi="Times New Roman"/>
-          <w:i/>
-          <w:iCs/>
-          <w:sz w:val="22"/>
-          <w:szCs w:val="22"/>
-        </w:rPr>
-        <w:t>f(</w:t>
-      </w:r>
-      <w:proofErr w:type="gramEnd"/>
+        <w:t>f(a) ⸱ f(</w:t>
+      </w:r>
       <m:oMath>
         <m:sSub>
           <m:sSubPr>
@@ -3140,7 +3092,15 @@
                 <w:sz w:val="16"/>
                 <w:szCs w:val="16"/>
               </w:rPr>
-              <w:t xml:space="preserve"> metody stycznych</w:t>
+              <w:t xml:space="preserve"> metody </w:t>
+            </w:r>
+            <w:r>
+              <w:rPr>
+                <w:rFonts w:ascii="Times New Roman" w:eastAsia="Courier10 BT" w:hAnsi="Times New Roman"/>
+                <w:sz w:val="16"/>
+                <w:szCs w:val="16"/>
+              </w:rPr>
+              <w:t>bisekcji</w:t>
             </w:r>
           </w:p>
         </w:tc>
@@ -3721,23 +3681,7 @@
                     <w:sz w:val="16"/>
                     <w:szCs w:val="16"/>
                   </w:rPr>
-                  <m:t>-0</m:t>
-                </m:r>
-                <m:r>
-                  <w:rPr>
-                    <w:rFonts w:ascii="Cambria Math" w:eastAsia="Courier10 BT" w:hAnsi="Cambria Math"/>
-                    <w:sz w:val="16"/>
-                    <w:szCs w:val="16"/>
-                  </w:rPr>
-                  <m:t>,</m:t>
-                </m:r>
-                <m:r>
-                  <w:rPr>
-                    <w:rFonts w:ascii="Cambria Math" w:eastAsia="Courier10 BT" w:hAnsi="Cambria Math"/>
-                    <w:sz w:val="16"/>
-                    <w:szCs w:val="16"/>
-                  </w:rPr>
-                  <m:t>5</m:t>
+                  <m:t>-0,5</m:t>
                 </m:r>
               </m:oMath>
             </m:oMathPara>
@@ -4362,33 +4306,13 @@
                 <w:szCs w:val="16"/>
               </w:rPr>
             </w:pPr>
-            <w:proofErr w:type="spellStart"/>
-            <w:proofErr w:type="gramStart"/>
-            <w:r>
-              <w:rPr>
-                <w:rFonts w:ascii="Times New Roman" w:eastAsia="Courier10 BT" w:hAnsi="Times New Roman"/>
-                <w:sz w:val="16"/>
-                <w:szCs w:val="16"/>
-              </w:rPr>
-              <w:t>ln</w:t>
-            </w:r>
-            <w:proofErr w:type="spellEnd"/>
-            <w:r>
-              <w:rPr>
-                <w:rFonts w:ascii="Times New Roman" w:eastAsia="Courier10 BT" w:hAnsi="Times New Roman"/>
-                <w:sz w:val="16"/>
-                <w:szCs w:val="16"/>
-              </w:rPr>
-              <w:t>(</w:t>
-            </w:r>
-            <w:proofErr w:type="gramEnd"/>
-            <w:r>
-              <w:rPr>
-                <w:rFonts w:ascii="Times New Roman" w:eastAsia="Courier10 BT" w:hAnsi="Times New Roman"/>
-                <w:sz w:val="16"/>
-                <w:szCs w:val="16"/>
-              </w:rPr>
-              <w:t xml:space="preserve">7) </w:t>
+            <w:r>
+              <w:rPr>
+                <w:rFonts w:ascii="Times New Roman" w:eastAsia="Courier10 BT" w:hAnsi="Times New Roman"/>
+                <w:sz w:val="16"/>
+                <w:szCs w:val="16"/>
+              </w:rPr>
+              <w:t xml:space="preserve">ln(7) </w:t>
             </w:r>
             <m:oMath>
               <m:r>
@@ -4849,63 +4773,8 @@
           <w:szCs w:val="22"/>
         </w:rPr>
         <w:br/>
-      </w:r>
-      <w:proofErr w:type="spellStart"/>
-      <w:r>
-        <w:rPr>
-          <w:rFonts w:ascii="Times New Roman" w:eastAsia="Courier10 BT" w:hAnsi="Times New Roman"/>
-          <w:sz w:val="22"/>
-          <w:szCs w:val="22"/>
-        </w:rPr>
-        <w:t>Kiślu</w:t>
-      </w:r>
-      <w:proofErr w:type="spellEnd"/>
-      <w:r>
-        <w:rPr>
-          <w:rFonts w:ascii="Times New Roman" w:eastAsia="Courier10 BT" w:hAnsi="Times New Roman"/>
-          <w:sz w:val="22"/>
-          <w:szCs w:val="22"/>
-        </w:rPr>
-        <w:t xml:space="preserve"> wklej wykresy z </w:t>
-      </w:r>
-      <w:proofErr w:type="spellStart"/>
-      <w:proofErr w:type="gramStart"/>
-      <w:r>
-        <w:rPr>
-          <w:rFonts w:ascii="Times New Roman" w:eastAsia="Courier10 BT" w:hAnsi="Times New Roman"/>
-          <w:sz w:val="22"/>
-          <w:szCs w:val="22"/>
-        </w:rPr>
-        <w:t>repo</w:t>
-      </w:r>
-      <w:proofErr w:type="spellEnd"/>
-      <w:r>
-        <w:rPr>
-          <w:rFonts w:ascii="Times New Roman" w:eastAsia="Courier10 BT" w:hAnsi="Times New Roman"/>
-          <w:sz w:val="22"/>
-          <w:szCs w:val="22"/>
-        </w:rPr>
-        <w:t>,</w:t>
-      </w:r>
-      <w:proofErr w:type="gramEnd"/>
-      <w:r>
-        <w:rPr>
-          <w:rFonts w:ascii="Times New Roman" w:eastAsia="Courier10 BT" w:hAnsi="Times New Roman"/>
-          <w:sz w:val="22"/>
-          <w:szCs w:val="22"/>
-        </w:rPr>
-        <w:t xml:space="preserve"> i uzupełnij wartość teoretyczną w funkcji </w:t>
-      </w:r>
-      <w:proofErr w:type="gramStart"/>
-      <w:r>
-        <w:rPr>
-          <w:rFonts w:ascii="Times New Roman" w:eastAsia="Courier10 BT" w:hAnsi="Times New Roman"/>
-          <w:sz w:val="22"/>
-          <w:szCs w:val="22"/>
-        </w:rPr>
-        <w:t>trygonometrycznej !!!!</w:t>
-      </w:r>
-      <w:proofErr w:type="gramEnd"/>
+        <w:t>Kiślu wklej wykresy z repo, i uzupełnij wartość teoretyczną w funkcji trygonometrycznej !!!!</w:t>
+      </w:r>
     </w:p>
     <w:sectPr>
       <w:pgSz w:w="11906" w:h="16838"/>
@@ -6415,7 +6284,12 @@
 </file>
 
 <file path=customXml/item1.xml><?xml version="1.0" encoding="utf-8"?>
-<b:Sources xmlns:b="http://schemas.openxmlformats.org/officeDocument/2006/bibliography" xmlns="http://schemas.openxmlformats.org/officeDocument/2006/bibliography" SelectedStyle="\APASixthEditionOfficeOnline.xsl" StyleName="APA" Version="6"/>
+<?mso-contentType ?>
+<FormTemplates xmlns="http://schemas.microsoft.com/sharepoint/v3/contenttype/forms">
+  <Display>DocumentLibraryForm</Display>
+  <Edit>DocumentLibraryForm</Edit>
+  <New>DocumentLibraryForm</New>
+</FormTemplates>
 </file>
 
 <file path=customXml/item2.xml><?xml version="1.0" encoding="utf-8"?>
@@ -6575,12 +6449,7 @@
 </file>
 
 <file path=customXml/item3.xml><?xml version="1.0" encoding="utf-8"?>
-<?mso-contentType ?>
-<FormTemplates xmlns="http://schemas.microsoft.com/sharepoint/v3/contenttype/forms">
-  <Display>DocumentLibraryForm</Display>
-  <Edit>DocumentLibraryForm</Edit>
-  <New>DocumentLibraryForm</New>
-</FormTemplates>
+<b:Sources xmlns:b="http://schemas.openxmlformats.org/officeDocument/2006/bibliography" xmlns="http://schemas.openxmlformats.org/officeDocument/2006/bibliography" SelectedStyle="\APASixthEditionOfficeOnline.xsl" StyleName="APA" Version="6"/>
 </file>
 
 <file path=customXml/item4.xml><?xml version="1.0" encoding="utf-8"?>
@@ -6592,9 +6461,9 @@
 </file>
 
 <file path=customXml/itemProps1.xml><?xml version="1.0" encoding="utf-8"?>
-<ds:datastoreItem xmlns:ds="http://schemas.openxmlformats.org/officeDocument/2006/customXml" ds:itemID="{F691D0C7-739F-4DE1-AA3D-61840ACCE712}">
+<ds:datastoreItem xmlns:ds="http://schemas.openxmlformats.org/officeDocument/2006/customXml" ds:itemID="{09183234-F9B5-4954-ADCC-9D6AB2D71CB2}">
   <ds:schemaRefs>
-    <ds:schemaRef ds:uri="http://schemas.openxmlformats.org/officeDocument/2006/bibliography"/>
+    <ds:schemaRef ds:uri="http://schemas.microsoft.com/sharepoint/v3/contenttype/forms"/>
   </ds:schemaRefs>
 </ds:datastoreItem>
 </file>
@@ -6618,9 +6487,9 @@
 </file>
 
 <file path=customXml/itemProps3.xml><?xml version="1.0" encoding="utf-8"?>
-<ds:datastoreItem xmlns:ds="http://schemas.openxmlformats.org/officeDocument/2006/customXml" ds:itemID="{09183234-F9B5-4954-ADCC-9D6AB2D71CB2}">
+<ds:datastoreItem xmlns:ds="http://schemas.openxmlformats.org/officeDocument/2006/customXml" ds:itemID="{F691D0C7-739F-4DE1-AA3D-61840ACCE712}">
   <ds:schemaRefs>
-    <ds:schemaRef ds:uri="http://schemas.microsoft.com/sharepoint/v3/contenttype/forms"/>
+    <ds:schemaRef ds:uri="http://schemas.openxmlformats.org/officeDocument/2006/bibliography"/>
   </ds:schemaRefs>
 </ds:datastoreItem>
 </file>
